--- a/Lr3/ИиКТ_25_ПОз_Ильин_Георгий_Сергеевич_ЛР_3.docx
+++ b/Lr3/ИиКТ_25_ПОз_Ильин_Георгий_Сергеевич_ЛР_3.docx
@@ -1866,11 +1866,146 @@
       </w:pPr>
       <w:r>
         <w:rPr>
-          <w:rFonts w:ascii="Times New Roman" w:eastAsia="Calibri" w:hAnsi="Times New Roman"/>
-          <w:color w:val="000000"/>
+          <w:noProof/>
         </w:rPr>
         <w:lastRenderedPageBreak/>
-        <w:pict w14:anchorId="1E661782">
+        <w:drawing>
+          <wp:inline distT="0" distB="0" distL="0" distR="0" wp14:anchorId="082AB61F" wp14:editId="595E0D84">
+            <wp:extent cx="5940425" cy="1550670"/>
+            <wp:effectExtent l="0" t="0" r="3175" b="0"/>
+            <wp:docPr id="12" name="Рисунок 12"/>
+            <wp:cNvGraphicFramePr>
+              <a:graphicFrameLocks xmlns:a="http://schemas.openxmlformats.org/drawingml/2006/main" noChangeAspect="1"/>
+            </wp:cNvGraphicFramePr>
+            <a:graphic xmlns:a="http://schemas.openxmlformats.org/drawingml/2006/main">
+              <a:graphicData uri="http://schemas.openxmlformats.org/drawingml/2006/picture">
+                <pic:pic xmlns:pic="http://schemas.openxmlformats.org/drawingml/2006/picture">
+                  <pic:nvPicPr>
+                    <pic:cNvPr id="1" name=""/>
+                    <pic:cNvPicPr/>
+                  </pic:nvPicPr>
+                  <pic:blipFill>
+                    <a:blip r:embed="rId19"/>
+                    <a:stretch>
+                      <a:fillRect/>
+                    </a:stretch>
+                  </pic:blipFill>
+                  <pic:spPr>
+                    <a:xfrm>
+                      <a:off x="0" y="0"/>
+                      <a:ext cx="5940425" cy="1550670"/>
+                    </a:xfrm>
+                    <a:prstGeom prst="rect">
+                      <a:avLst/>
+                    </a:prstGeom>
+                  </pic:spPr>
+                </pic:pic>
+              </a:graphicData>
+            </a:graphic>
+          </wp:inline>
+        </w:drawing>
+      </w:r>
+    </w:p>
+    <w:p>
+      <w:pPr>
+        <w:rPr>
+          <w:rFonts w:ascii="Times New Roman" w:eastAsia="Calibri" w:hAnsi="Times New Roman"/>
+          <w:color w:val="000000"/>
+        </w:rPr>
+      </w:pPr>
+      <w:r>
+        <w:rPr>
+          <w:noProof/>
+        </w:rPr>
+        <w:drawing>
+          <wp:inline distT="0" distB="0" distL="0" distR="0" wp14:anchorId="1B0239C6" wp14:editId="5E41326C">
+            <wp:extent cx="5940425" cy="1892300"/>
+            <wp:effectExtent l="0" t="0" r="3175" b="0"/>
+            <wp:docPr id="13" name="Рисунок 13"/>
+            <wp:cNvGraphicFramePr>
+              <a:graphicFrameLocks xmlns:a="http://schemas.openxmlformats.org/drawingml/2006/main" noChangeAspect="1"/>
+            </wp:cNvGraphicFramePr>
+            <a:graphic xmlns:a="http://schemas.openxmlformats.org/drawingml/2006/main">
+              <a:graphicData uri="http://schemas.openxmlformats.org/drawingml/2006/picture">
+                <pic:pic xmlns:pic="http://schemas.openxmlformats.org/drawingml/2006/picture">
+                  <pic:nvPicPr>
+                    <pic:cNvPr id="1" name=""/>
+                    <pic:cNvPicPr/>
+                  </pic:nvPicPr>
+                  <pic:blipFill>
+                    <a:blip r:embed="rId20"/>
+                    <a:stretch>
+                      <a:fillRect/>
+                    </a:stretch>
+                  </pic:blipFill>
+                  <pic:spPr>
+                    <a:xfrm>
+                      <a:off x="0" y="0"/>
+                      <a:ext cx="5940425" cy="1892300"/>
+                    </a:xfrm>
+                    <a:prstGeom prst="rect">
+                      <a:avLst/>
+                    </a:prstGeom>
+                  </pic:spPr>
+                </pic:pic>
+              </a:graphicData>
+            </a:graphic>
+          </wp:inline>
+        </w:drawing>
+      </w:r>
+    </w:p>
+    <w:p>
+      <w:pPr>
+        <w:rPr>
+          <w:rFonts w:ascii="Times New Roman" w:eastAsia="Calibri" w:hAnsi="Times New Roman"/>
+          <w:color w:val="000000"/>
+        </w:rPr>
+      </w:pPr>
+    </w:p>
+    <w:p>
+      <w:pPr>
+        <w:rPr>
+          <w:rFonts w:ascii="Times New Roman" w:eastAsia="Calibri" w:hAnsi="Times New Roman"/>
+          <w:color w:val="000000"/>
+        </w:rPr>
+      </w:pPr>
+    </w:p>
+    <w:p>
+      <w:pPr>
+        <w:rPr>
+          <w:rFonts w:ascii="Times New Roman" w:eastAsia="Calibri" w:hAnsi="Times New Roman"/>
+          <w:color w:val="000000"/>
+        </w:rPr>
+      </w:pPr>
+    </w:p>
+    <w:p>
+      <w:pPr>
+        <w:rPr>
+          <w:rFonts w:ascii="Times New Roman" w:eastAsia="Calibri" w:hAnsi="Times New Roman"/>
+          <w:color w:val="000000"/>
+        </w:rPr>
+      </w:pPr>
+      <w:r>
+        <w:rPr>
+          <w:rFonts w:ascii="Times New Roman" w:eastAsia="Calibri" w:hAnsi="Times New Roman"/>
+          <w:color w:val="000000"/>
+        </w:rPr>
+        <w:t>Получение изменений из главного репозитория</w:t>
+      </w:r>
+    </w:p>
+    <w:p>
+      <w:pPr>
+        <w:rPr>
+          <w:rFonts w:ascii="Times New Roman" w:eastAsia="Calibri" w:hAnsi="Times New Roman"/>
+          <w:color w:val="000000"/>
+        </w:rPr>
+      </w:pPr>
+      <w:r>
+        <w:rPr>
+          <w:rFonts w:ascii="Times New Roman" w:eastAsia="Calibri" w:hAnsi="Times New Roman"/>
+          <w:color w:val="000000"/>
+        </w:rPr>
+        <w:pict w14:anchorId="4DA0A846">
           <v:shapetype id="_x0000_t75" coordsize="21600,21600" o:spt="75" o:preferrelative="t" path="m@4@5l@4@11@9@11@9@5xe" filled="f" stroked="f">
             <v:stroke joinstyle="miter"/>
             <v:formulas>
@@ -1890,8 +2025,8 @@
             <v:path o:extrusionok="f" gradientshapeok="t" o:connecttype="rect"/>
             <o:lock v:ext="edit" aspectratio="t"/>
           </v:shapetype>
-          <v:shape id="_x0000_i1030" type="#_x0000_t75" style="width:467.05pt;height:297.4pt">
-            <v:imagedata r:id="rId19" o:title="Screenshot_6"/>
+          <v:shape id="_x0000_i1031" type="#_x0000_t75" style="width:399.45pt;height:177.8pt">
+            <v:imagedata r:id="rId21" o:title="Screenshot_7"/>
           </v:shape>
         </w:pict>
       </w:r>
@@ -1903,56 +2038,6 @@
           <w:color w:val="000000"/>
         </w:rPr>
       </w:pPr>
-    </w:p>
-    <w:p>
-      <w:pPr>
-        <w:rPr>
-          <w:rFonts w:ascii="Times New Roman" w:eastAsia="Calibri" w:hAnsi="Times New Roman"/>
-          <w:color w:val="000000"/>
-        </w:rPr>
-      </w:pPr>
-    </w:p>
-    <w:p>
-      <w:pPr>
-        <w:rPr>
-          <w:rFonts w:ascii="Times New Roman" w:eastAsia="Calibri" w:hAnsi="Times New Roman"/>
-          <w:color w:val="000000"/>
-        </w:rPr>
-      </w:pPr>
-      <w:r>
-        <w:rPr>
-          <w:rFonts w:ascii="Times New Roman" w:eastAsia="Calibri" w:hAnsi="Times New Roman"/>
-          <w:color w:val="000000"/>
-        </w:rPr>
-        <w:t>Получение изменений из главного репозитория</w:t>
-      </w:r>
-    </w:p>
-    <w:p>
-      <w:pPr>
-        <w:rPr>
-          <w:rFonts w:ascii="Times New Roman" w:eastAsia="Calibri" w:hAnsi="Times New Roman"/>
-          <w:color w:val="000000"/>
-        </w:rPr>
-      </w:pPr>
-      <w:r>
-        <w:rPr>
-          <w:rFonts w:ascii="Times New Roman" w:eastAsia="Calibri" w:hAnsi="Times New Roman"/>
-          <w:color w:val="000000"/>
-        </w:rPr>
-        <w:pict w14:anchorId="4DA0A846">
-          <v:shape id="_x0000_i1031" type="#_x0000_t75" style="width:399.45pt;height:177.8pt">
-            <v:imagedata r:id="rId20" o:title="Screenshot_7"/>
-          </v:shape>
-        </w:pict>
-      </w:r>
-    </w:p>
-    <w:p>
-      <w:pPr>
-        <w:rPr>
-          <w:rFonts w:ascii="Times New Roman" w:eastAsia="Calibri" w:hAnsi="Times New Roman"/>
-          <w:color w:val="000000"/>
-        </w:rPr>
-      </w:pPr>
       <w:r>
         <w:rPr>
           <w:rFonts w:ascii="Times New Roman" w:eastAsia="Calibri" w:hAnsi="Times New Roman"/>
@@ -1975,7 +2060,7 @@
         </w:rPr>
         <w:pict w14:anchorId="27645B4D">
           <v:shape id="_x0000_i1032" type="#_x0000_t75" style="width:375.65pt;height:53.85pt">
-            <v:imagedata r:id="rId21" o:title="Screenshot_10"/>
+            <v:imagedata r:id="rId22" o:title="Screenshot_10"/>
           </v:shape>
         </w:pict>
       </w:r>
@@ -1995,7 +2080,7 @@
         <w:lastRenderedPageBreak/>
         <w:pict w14:anchorId="500F5298">
           <v:shape id="_x0000_i1033" type="#_x0000_t75" style="width:421.35pt;height:374.4pt">
-            <v:imagedata r:id="rId22" o:title="Screenshot_8"/>
+            <v:imagedata r:id="rId23" o:title="Screenshot_8"/>
           </v:shape>
         </w:pict>
       </w:r>
@@ -2016,7 +2101,7 @@
         </w:rPr>
         <w:pict w14:anchorId="76E05ED7">
           <v:shape id="_x0000_i1034" type="#_x0000_t75" style="width:407.6pt;height:177.8pt">
-            <v:imagedata r:id="rId23" o:title="Screenshot_9"/>
+            <v:imagedata r:id="rId24" o:title="Screenshot_9"/>
           </v:shape>
         </w:pict>
       </w:r>
@@ -2065,7 +2150,7 @@
         <w:lastRenderedPageBreak/>
         <w:pict w14:anchorId="18A36534">
           <v:shape id="_x0000_i1035" type="#_x0000_t75" style="width:467.05pt;height:253.55pt">
-            <v:imagedata r:id="rId24" o:title="Screenshot_11"/>
+            <v:imagedata r:id="rId25" o:title="Screenshot_11"/>
           </v:shape>
         </w:pict>
       </w:r>
@@ -3408,8 +3493,8 @@
     </w:p>
     <w:p/>
     <w:sectPr>
-      <w:footerReference w:type="default" r:id="rId25"/>
-      <w:footerReference w:type="first" r:id="rId26"/>
+      <w:footerReference w:type="default" r:id="rId26"/>
+      <w:footerReference w:type="first" r:id="rId27"/>
       <w:pgSz w:w="11906" w:h="16838"/>
       <w:pgMar w:top="1134" w:right="850" w:bottom="1134" w:left="1701" w:header="708" w:footer="708" w:gutter="0"/>
       <w:cols w:space="708"/>

--- a/Lr3/ИиКТ_25_ПОз_Ильин_Георгий_Сергеевич_ЛР_3.docx
+++ b/Lr3/ИиКТ_25_ПОз_Ильин_Георгий_Сергеевич_ЛР_3.docx
@@ -468,41 +468,7 @@
           <w:szCs w:val="20"/>
           <w:lang w:val="ru" w:eastAsia="zh-CN" w:bidi="ar"/>
         </w:rPr>
-        <w:t xml:space="preserve">(фамилия, </w:t>
-      </w:r>
-      <w:proofErr w:type="spellStart"/>
-      <w:proofErr w:type="gramStart"/>
-      <w:r>
-        <w:rPr>
-          <w:rFonts w:ascii="Times New Roman" w:eastAsia="Calibri" w:hAnsi="Times New Roman" w:cs="Times New Roman"/>
-          <w:color w:val="7F7F7F"/>
-          <w:sz w:val="20"/>
-          <w:szCs w:val="20"/>
-          <w:lang w:val="ru" w:eastAsia="zh-CN" w:bidi="ar"/>
-        </w:rPr>
-        <w:t>и.,о</w:t>
-      </w:r>
-      <w:proofErr w:type="spellEnd"/>
-      <w:r>
-        <w:rPr>
-          <w:rFonts w:ascii="Times New Roman" w:eastAsia="Calibri" w:hAnsi="Times New Roman" w:cs="Times New Roman"/>
-          <w:color w:val="7F7F7F"/>
-          <w:sz w:val="20"/>
-          <w:szCs w:val="20"/>
-          <w:lang w:val="ru" w:eastAsia="zh-CN" w:bidi="ar"/>
-        </w:rPr>
-        <w:t>.</w:t>
-      </w:r>
-      <w:proofErr w:type="gramEnd"/>
-      <w:r>
-        <w:rPr>
-          <w:rFonts w:ascii="Times New Roman" w:eastAsia="Calibri" w:hAnsi="Times New Roman" w:cs="Times New Roman"/>
-          <w:color w:val="7F7F7F"/>
-          <w:sz w:val="20"/>
-          <w:szCs w:val="20"/>
-          <w:lang w:val="ru" w:eastAsia="zh-CN" w:bidi="ar"/>
-        </w:rPr>
-        <w:t>)</w:t>
+        <w:t>(фамилия, и.,о.)</w:t>
       </w:r>
     </w:p>
     <w:p>
@@ -640,41 +606,7 @@
           <w:lang w:val="ru" w:eastAsia="zh-CN" w:bidi="ar"/>
         </w:rPr>
         <w:tab/>
-        <w:t xml:space="preserve">(фамилия, </w:t>
-      </w:r>
-      <w:proofErr w:type="spellStart"/>
-      <w:proofErr w:type="gramStart"/>
-      <w:r>
-        <w:rPr>
-          <w:rFonts w:ascii="Times New Roman" w:eastAsia="Calibri" w:hAnsi="Times New Roman" w:cs="Times New Roman"/>
-          <w:color w:val="7F7F7F"/>
-          <w:sz w:val="20"/>
-          <w:szCs w:val="20"/>
-          <w:lang w:val="ru" w:eastAsia="zh-CN" w:bidi="ar"/>
-        </w:rPr>
-        <w:t>и.,о</w:t>
-      </w:r>
-      <w:proofErr w:type="spellEnd"/>
-      <w:r>
-        <w:rPr>
-          <w:rFonts w:ascii="Times New Roman" w:eastAsia="Calibri" w:hAnsi="Times New Roman" w:cs="Times New Roman"/>
-          <w:color w:val="7F7F7F"/>
-          <w:sz w:val="20"/>
-          <w:szCs w:val="20"/>
-          <w:lang w:val="ru" w:eastAsia="zh-CN" w:bidi="ar"/>
-        </w:rPr>
-        <w:t>.</w:t>
-      </w:r>
-      <w:proofErr w:type="gramEnd"/>
-      <w:r>
-        <w:rPr>
-          <w:rFonts w:ascii="Times New Roman" w:eastAsia="Calibri" w:hAnsi="Times New Roman" w:cs="Times New Roman"/>
-          <w:color w:val="7F7F7F"/>
-          <w:sz w:val="20"/>
-          <w:szCs w:val="20"/>
-          <w:lang w:val="ru" w:eastAsia="zh-CN" w:bidi="ar"/>
-        </w:rPr>
-        <w:t xml:space="preserve">) </w:t>
+        <w:t xml:space="preserve">(фамилия, и.,о.) </w:t>
       </w:r>
       <w:r>
         <w:rPr>
@@ -975,39 +907,7 @@
           <w:rFonts w:ascii="Times New Roman" w:eastAsia="Calibri" w:hAnsi="Times New Roman"/>
           <w:color w:val="000000"/>
         </w:rPr>
-        <w:t xml:space="preserve">Научиться работать с системой контроля версий </w:t>
-      </w:r>
-      <w:proofErr w:type="spellStart"/>
-      <w:r>
-        <w:rPr>
-          <w:rFonts w:ascii="Times New Roman" w:eastAsia="Calibri" w:hAnsi="Times New Roman"/>
-          <w:color w:val="000000"/>
-        </w:rPr>
-        <w:t>Git</w:t>
-      </w:r>
-      <w:proofErr w:type="spellEnd"/>
-      <w:r>
-        <w:rPr>
-          <w:rFonts w:ascii="Times New Roman" w:eastAsia="Calibri" w:hAnsi="Times New Roman"/>
-          <w:color w:val="000000"/>
-        </w:rPr>
-        <w:t xml:space="preserve">, освоить основные команды для управления репозиториями, научиться создавать ветки, делать коммиты, отправлять изменения в удаленный репозиторий и создавать Pull </w:t>
-      </w:r>
-      <w:proofErr w:type="spellStart"/>
-      <w:r>
-        <w:rPr>
-          <w:rFonts w:ascii="Times New Roman" w:eastAsia="Calibri" w:hAnsi="Times New Roman"/>
-          <w:color w:val="000000"/>
-        </w:rPr>
-        <w:t>Request</w:t>
-      </w:r>
-      <w:proofErr w:type="spellEnd"/>
-      <w:r>
-        <w:rPr>
-          <w:rFonts w:ascii="Times New Roman" w:eastAsia="Calibri" w:hAnsi="Times New Roman"/>
-          <w:color w:val="000000"/>
-        </w:rPr>
-        <w:t>.</w:t>
+        <w:t>Научиться работать с системой контроля версий Git, освоить основные команды для управления репозиториями, научиться создавать ветки, делать коммиты, отправлять изменения в удаленный репозиторий и создавать Pull Request.</w:t>
       </w:r>
     </w:p>
     <w:p>
@@ -1049,31 +949,7 @@
           <w:szCs w:val="24"/>
           <w:lang w:eastAsia="ru-RU"/>
         </w:rPr>
-        <w:t xml:space="preserve">Версия </w:t>
-      </w:r>
-      <w:proofErr w:type="spellStart"/>
-      <w:r>
-        <w:rPr>
-          <w:rFonts w:ascii="Times New Roman" w:eastAsia="Calibri" w:hAnsi="Times New Roman" w:cs="Times New Roman"/>
-          <w:bCs/>
-          <w:color w:val="000000"/>
-          <w:sz w:val="24"/>
-          <w:szCs w:val="24"/>
-          <w:lang w:eastAsia="ru-RU"/>
-        </w:rPr>
-        <w:t>git</w:t>
-      </w:r>
-      <w:proofErr w:type="spellEnd"/>
-      <w:r>
-        <w:rPr>
-          <w:rFonts w:ascii="Times New Roman" w:eastAsia="Calibri" w:hAnsi="Times New Roman" w:cs="Times New Roman"/>
-          <w:bCs/>
-          <w:color w:val="000000"/>
-          <w:sz w:val="24"/>
-          <w:szCs w:val="24"/>
-          <w:lang w:eastAsia="ru-RU"/>
-        </w:rPr>
-        <w:t>.</w:t>
+        <w:t>Версия git.</w:t>
       </w:r>
     </w:p>
     <w:p>
@@ -2002,33 +1878,43 @@
       </w:pPr>
       <w:r>
         <w:rPr>
-          <w:rFonts w:ascii="Times New Roman" w:eastAsia="Calibri" w:hAnsi="Times New Roman"/>
-          <w:color w:val="000000"/>
-        </w:rPr>
-        <w:pict w14:anchorId="4DA0A846">
-          <v:shapetype id="_x0000_t75" coordsize="21600,21600" o:spt="75" o:preferrelative="t" path="m@4@5l@4@11@9@11@9@5xe" filled="f" stroked="f">
-            <v:stroke joinstyle="miter"/>
-            <v:formulas>
-              <v:f eqn="if lineDrawn pixelLineWidth 0"/>
-              <v:f eqn="sum @0 1 0"/>
-              <v:f eqn="sum 0 0 @1"/>
-              <v:f eqn="prod @2 1 2"/>
-              <v:f eqn="prod @3 21600 pixelWidth"/>
-              <v:f eqn="prod @3 21600 pixelHeight"/>
-              <v:f eqn="sum @0 0 1"/>
-              <v:f eqn="prod @6 1 2"/>
-              <v:f eqn="prod @7 21600 pixelWidth"/>
-              <v:f eqn="sum @8 21600 0"/>
-              <v:f eqn="prod @7 21600 pixelHeight"/>
-              <v:f eqn="sum @10 21600 0"/>
-            </v:formulas>
-            <v:path o:extrusionok="f" gradientshapeok="t" o:connecttype="rect"/>
-            <o:lock v:ext="edit" aspectratio="t"/>
-          </v:shapetype>
-          <v:shape id="_x0000_i1031" type="#_x0000_t75" style="width:399.45pt;height:177.8pt">
-            <v:imagedata r:id="rId21" o:title="Screenshot_7"/>
-          </v:shape>
-        </w:pict>
+          <w:noProof/>
+        </w:rPr>
+        <w:drawing>
+          <wp:inline distT="0" distB="0" distL="0" distR="0" wp14:anchorId="6115722B" wp14:editId="24E85B58">
+            <wp:extent cx="5940425" cy="1983105"/>
+            <wp:effectExtent l="0" t="0" r="3175" b="0"/>
+            <wp:docPr id="14" name="Рисунок 14"/>
+            <wp:cNvGraphicFramePr>
+              <a:graphicFrameLocks xmlns:a="http://schemas.openxmlformats.org/drawingml/2006/main" noChangeAspect="1"/>
+            </wp:cNvGraphicFramePr>
+            <a:graphic xmlns:a="http://schemas.openxmlformats.org/drawingml/2006/main">
+              <a:graphicData uri="http://schemas.openxmlformats.org/drawingml/2006/picture">
+                <pic:pic xmlns:pic="http://schemas.openxmlformats.org/drawingml/2006/picture">
+                  <pic:nvPicPr>
+                    <pic:cNvPr id="1" name=""/>
+                    <pic:cNvPicPr/>
+                  </pic:nvPicPr>
+                  <pic:blipFill>
+                    <a:blip r:embed="rId21"/>
+                    <a:stretch>
+                      <a:fillRect/>
+                    </a:stretch>
+                  </pic:blipFill>
+                  <pic:spPr>
+                    <a:xfrm>
+                      <a:off x="0" y="0"/>
+                      <a:ext cx="5940425" cy="1983105"/>
+                    </a:xfrm>
+                    <a:prstGeom prst="rect">
+                      <a:avLst/>
+                    </a:prstGeom>
+                  </pic:spPr>
+                </pic:pic>
+              </a:graphicData>
+            </a:graphic>
+          </wp:inline>
+        </w:drawing>
       </w:r>
     </w:p>
     <w:p>
@@ -2055,56 +1941,53 @@
       </w:pPr>
       <w:r>
         <w:rPr>
-          <w:rFonts w:ascii="Times New Roman" w:eastAsia="Calibri" w:hAnsi="Times New Roman"/>
-          <w:color w:val="000000"/>
-        </w:rPr>
-        <w:pict w14:anchorId="27645B4D">
-          <v:shape id="_x0000_i1032" type="#_x0000_t75" style="width:375.65pt;height:53.85pt">
-            <v:imagedata r:id="rId22" o:title="Screenshot_10"/>
-          </v:shape>
-        </w:pict>
-      </w:r>
-    </w:p>
-    <w:p>
-      <w:pPr>
-        <w:rPr>
-          <w:rFonts w:ascii="Times New Roman" w:eastAsia="Calibri" w:hAnsi="Times New Roman"/>
-          <w:color w:val="000000"/>
-        </w:rPr>
-      </w:pPr>
-      <w:r>
-        <w:rPr>
-          <w:rFonts w:ascii="Times New Roman" w:eastAsia="Calibri" w:hAnsi="Times New Roman"/>
-          <w:color w:val="000000"/>
+          <w:noProof/>
         </w:rPr>
         <w:lastRenderedPageBreak/>
-        <w:pict w14:anchorId="500F5298">
-          <v:shape id="_x0000_i1033" type="#_x0000_t75" style="width:421.35pt;height:374.4pt">
-            <v:imagedata r:id="rId23" o:title="Screenshot_8"/>
-          </v:shape>
-        </w:pict>
-      </w:r>
-    </w:p>
-    <w:p>
-      <w:pPr>
-        <w:rPr>
-          <w:rFonts w:ascii="Times New Roman" w:eastAsia="Calibri" w:hAnsi="Times New Roman"/>
-          <w:color w:val="000000"/>
-          <w:lang w:val="en-US"/>
-        </w:rPr>
-      </w:pPr>
-      <w:r>
-        <w:rPr>
-          <w:rFonts w:ascii="Times New Roman" w:eastAsia="Calibri" w:hAnsi="Times New Roman"/>
-          <w:color w:val="000000"/>
-          <w:lang w:val="en-US"/>
-        </w:rPr>
-        <w:pict w14:anchorId="76E05ED7">
-          <v:shape id="_x0000_i1034" type="#_x0000_t75" style="width:407.6pt;height:177.8pt">
-            <v:imagedata r:id="rId24" o:title="Screenshot_9"/>
-          </v:shape>
-        </w:pict>
-      </w:r>
+        <w:drawing>
+          <wp:inline distT="0" distB="0" distL="0" distR="0" wp14:anchorId="4E7E21BC" wp14:editId="2AB28DC9">
+            <wp:extent cx="5940425" cy="3516630"/>
+            <wp:effectExtent l="0" t="0" r="3175" b="7620"/>
+            <wp:docPr id="15" name="Рисунок 15"/>
+            <wp:cNvGraphicFramePr>
+              <a:graphicFrameLocks xmlns:a="http://schemas.openxmlformats.org/drawingml/2006/main" noChangeAspect="1"/>
+            </wp:cNvGraphicFramePr>
+            <a:graphic xmlns:a="http://schemas.openxmlformats.org/drawingml/2006/main">
+              <a:graphicData uri="http://schemas.openxmlformats.org/drawingml/2006/picture">
+                <pic:pic xmlns:pic="http://schemas.openxmlformats.org/drawingml/2006/picture">
+                  <pic:nvPicPr>
+                    <pic:cNvPr id="1" name=""/>
+                    <pic:cNvPicPr/>
+                  </pic:nvPicPr>
+                  <pic:blipFill>
+                    <a:blip r:embed="rId22"/>
+                    <a:stretch>
+                      <a:fillRect/>
+                    </a:stretch>
+                  </pic:blipFill>
+                  <pic:spPr>
+                    <a:xfrm>
+                      <a:off x="0" y="0"/>
+                      <a:ext cx="5940425" cy="3516630"/>
+                    </a:xfrm>
+                    <a:prstGeom prst="rect">
+                      <a:avLst/>
+                    </a:prstGeom>
+                  </pic:spPr>
+                </pic:pic>
+              </a:graphicData>
+            </a:graphic>
+          </wp:inline>
+        </w:drawing>
+      </w:r>
+    </w:p>
+    <w:p>
+      <w:pPr>
+        <w:rPr>
+          <w:rFonts w:ascii="Times New Roman" w:eastAsia="Calibri" w:hAnsi="Times New Roman"/>
+          <w:color w:val="000000"/>
+        </w:rPr>
+      </w:pPr>
     </w:p>
     <w:p>
       <w:pPr>
@@ -2124,35 +2007,56 @@
         <w:rPr>
           <w:rFonts w:ascii="Times New Roman" w:eastAsia="Calibri" w:hAnsi="Times New Roman"/>
         </w:rPr>
-        <w:t xml:space="preserve">Pull </w:t>
-      </w:r>
-      <w:proofErr w:type="spellStart"/>
-      <w:r>
-        <w:rPr>
-          <w:rFonts w:ascii="Times New Roman" w:eastAsia="Calibri" w:hAnsi="Times New Roman"/>
-        </w:rPr>
-        <w:t>Request</w:t>
-      </w:r>
-      <w:proofErr w:type="spellEnd"/>
-    </w:p>
-    <w:p>
-      <w:pPr>
-        <w:rPr>
-          <w:rFonts w:ascii="Times New Roman" w:eastAsia="Calibri" w:hAnsi="Times New Roman"/>
-          <w:color w:val="000000"/>
-        </w:rPr>
-      </w:pPr>
-      <w:r>
-        <w:rPr>
-          <w:rFonts w:ascii="Times New Roman" w:eastAsia="Calibri" w:hAnsi="Times New Roman"/>
-          <w:color w:val="000000"/>
+        <w:t>Pull Request</w:t>
+      </w:r>
+    </w:p>
+    <w:p>
+      <w:pPr>
+        <w:rPr>
+          <w:rFonts w:ascii="Times New Roman" w:eastAsia="Calibri" w:hAnsi="Times New Roman"/>
+          <w:color w:val="000000"/>
+        </w:rPr>
+      </w:pPr>
+      <w:r>
+        <w:rPr>
+          <w:noProof/>
         </w:rPr>
         <w:lastRenderedPageBreak/>
-        <w:pict w14:anchorId="18A36534">
-          <v:shape id="_x0000_i1035" type="#_x0000_t75" style="width:467.05pt;height:253.55pt">
-            <v:imagedata r:id="rId25" o:title="Screenshot_11"/>
-          </v:shape>
-        </w:pict>
+        <w:drawing>
+          <wp:inline distT="0" distB="0" distL="0" distR="0" wp14:anchorId="55FAB28E" wp14:editId="56AAF77E">
+            <wp:extent cx="5940425" cy="6441440"/>
+            <wp:effectExtent l="0" t="0" r="3175" b="0"/>
+            <wp:docPr id="16" name="Рисунок 16"/>
+            <wp:cNvGraphicFramePr>
+              <a:graphicFrameLocks xmlns:a="http://schemas.openxmlformats.org/drawingml/2006/main" noChangeAspect="1"/>
+            </wp:cNvGraphicFramePr>
+            <a:graphic xmlns:a="http://schemas.openxmlformats.org/drawingml/2006/main">
+              <a:graphicData uri="http://schemas.openxmlformats.org/drawingml/2006/picture">
+                <pic:pic xmlns:pic="http://schemas.openxmlformats.org/drawingml/2006/picture">
+                  <pic:nvPicPr>
+                    <pic:cNvPr id="1" name=""/>
+                    <pic:cNvPicPr/>
+                  </pic:nvPicPr>
+                  <pic:blipFill>
+                    <a:blip r:embed="rId23"/>
+                    <a:stretch>
+                      <a:fillRect/>
+                    </a:stretch>
+                  </pic:blipFill>
+                  <pic:spPr>
+                    <a:xfrm>
+                      <a:off x="0" y="0"/>
+                      <a:ext cx="5940425" cy="6441440"/>
+                    </a:xfrm>
+                    <a:prstGeom prst="rect">
+                      <a:avLst/>
+                    </a:prstGeom>
+                  </pic:spPr>
+                </pic:pic>
+              </a:graphicData>
+            </a:graphic>
+          </wp:inline>
+        </w:drawing>
       </w:r>
     </w:p>
     <w:p>
@@ -2197,23 +2101,7 @@
           <w:rFonts w:ascii="Times New Roman" w:hAnsi="Times New Roman"/>
           <w:color w:val="0F1115"/>
         </w:rPr>
-        <w:t xml:space="preserve">В результате выполнения лабораторной работы были освоены основные команды системы контроля версий </w:t>
-      </w:r>
-      <w:proofErr w:type="spellStart"/>
-      <w:r>
-        <w:rPr>
-          <w:rFonts w:ascii="Times New Roman" w:hAnsi="Times New Roman"/>
-          <w:color w:val="0F1115"/>
-        </w:rPr>
-        <w:t>Git</w:t>
-      </w:r>
-      <w:proofErr w:type="spellEnd"/>
-      <w:r>
-        <w:rPr>
-          <w:rFonts w:ascii="Times New Roman" w:hAnsi="Times New Roman"/>
-          <w:color w:val="0F1115"/>
-        </w:rPr>
-        <w:t>:</w:t>
+        <w:t>В результате выполнения лабораторной работы были освоены основные команды системы контроля версий Git:</w:t>
       </w:r>
     </w:p>
     <w:tbl>
@@ -2303,28 +2191,12 @@
                 <w:rFonts w:ascii="Times New Roman" w:eastAsia="Calibri" w:hAnsi="Times New Roman"/>
               </w:rPr>
             </w:pPr>
-            <w:proofErr w:type="spellStart"/>
             <w:r>
               <w:rPr>
                 <w:rFonts w:ascii="Times New Roman" w:eastAsia="Calibri" w:hAnsi="Times New Roman"/>
               </w:rPr>
-              <w:t>git</w:t>
+              <w:t>git --version</w:t>
             </w:r>
-            <w:proofErr w:type="spellEnd"/>
-            <w:r>
-              <w:rPr>
-                <w:rFonts w:ascii="Times New Roman" w:eastAsia="Calibri" w:hAnsi="Times New Roman"/>
-              </w:rPr>
-              <w:t xml:space="preserve"> --</w:t>
-            </w:r>
-            <w:proofErr w:type="spellStart"/>
-            <w:r>
-              <w:rPr>
-                <w:rFonts w:ascii="Times New Roman" w:eastAsia="Calibri" w:hAnsi="Times New Roman"/>
-              </w:rPr>
-              <w:t>version</w:t>
-            </w:r>
-            <w:proofErr w:type="spellEnd"/>
           </w:p>
         </w:tc>
         <w:tc>
@@ -2348,16 +2220,8 @@
               <w:rPr>
                 <w:rFonts w:ascii="Times New Roman" w:eastAsia="Calibri" w:hAnsi="Times New Roman"/>
               </w:rPr>
-              <w:t xml:space="preserve">Проверка версии </w:t>
+              <w:t>Проверка версии Git</w:t>
             </w:r>
-            <w:proofErr w:type="spellStart"/>
-            <w:r>
-              <w:rPr>
-                <w:rFonts w:ascii="Times New Roman" w:eastAsia="Calibri" w:hAnsi="Times New Roman"/>
-              </w:rPr>
-              <w:t>Git</w:t>
-            </w:r>
-            <w:proofErr w:type="spellEnd"/>
           </w:p>
         </w:tc>
       </w:tr>
@@ -2379,42 +2243,12 @@
                 <w:rFonts w:ascii="Times New Roman" w:eastAsia="Calibri" w:hAnsi="Times New Roman"/>
               </w:rPr>
             </w:pPr>
-            <w:proofErr w:type="spellStart"/>
             <w:r>
               <w:rPr>
                 <w:rFonts w:ascii="Times New Roman" w:eastAsia="Calibri" w:hAnsi="Times New Roman"/>
               </w:rPr>
-              <w:t>git</w:t>
+              <w:t>git config --global</w:t>
             </w:r>
-            <w:proofErr w:type="spellEnd"/>
-            <w:r>
-              <w:rPr>
-                <w:rFonts w:ascii="Times New Roman" w:eastAsia="Calibri" w:hAnsi="Times New Roman"/>
-              </w:rPr>
-              <w:t xml:space="preserve"> </w:t>
-            </w:r>
-            <w:proofErr w:type="spellStart"/>
-            <w:r>
-              <w:rPr>
-                <w:rFonts w:ascii="Times New Roman" w:eastAsia="Calibri" w:hAnsi="Times New Roman"/>
-              </w:rPr>
-              <w:t>config</w:t>
-            </w:r>
-            <w:proofErr w:type="spellEnd"/>
-            <w:r>
-              <w:rPr>
-                <w:rFonts w:ascii="Times New Roman" w:eastAsia="Calibri" w:hAnsi="Times New Roman"/>
-              </w:rPr>
-              <w:t xml:space="preserve"> --</w:t>
-            </w:r>
-            <w:proofErr w:type="spellStart"/>
-            <w:r>
-              <w:rPr>
-                <w:rFonts w:ascii="Times New Roman" w:eastAsia="Calibri" w:hAnsi="Times New Roman"/>
-              </w:rPr>
-              <w:t>global</w:t>
-            </w:r>
-            <w:proofErr w:type="spellEnd"/>
           </w:p>
         </w:tc>
         <w:tc>
@@ -2438,16 +2272,8 @@
               <w:rPr>
                 <w:rFonts w:ascii="Times New Roman" w:eastAsia="Calibri" w:hAnsi="Times New Roman"/>
               </w:rPr>
-              <w:t xml:space="preserve">Настройка </w:t>
+              <w:t>Настройка Git</w:t>
             </w:r>
-            <w:proofErr w:type="spellStart"/>
-            <w:r>
-              <w:rPr>
-                <w:rFonts w:ascii="Times New Roman" w:eastAsia="Calibri" w:hAnsi="Times New Roman"/>
-              </w:rPr>
-              <w:t>Git</w:t>
-            </w:r>
-            <w:proofErr w:type="spellEnd"/>
           </w:p>
         </w:tc>
       </w:tr>
@@ -2469,28 +2295,12 @@
                 <w:rFonts w:ascii="Times New Roman" w:eastAsia="Calibri" w:hAnsi="Times New Roman"/>
               </w:rPr>
             </w:pPr>
-            <w:proofErr w:type="spellStart"/>
             <w:r>
               <w:rPr>
                 <w:rFonts w:ascii="Times New Roman" w:eastAsia="Calibri" w:hAnsi="Times New Roman"/>
               </w:rPr>
-              <w:t>git</w:t>
+              <w:t>git clone</w:t>
             </w:r>
-            <w:proofErr w:type="spellEnd"/>
-            <w:r>
-              <w:rPr>
-                <w:rFonts w:ascii="Times New Roman" w:eastAsia="Calibri" w:hAnsi="Times New Roman"/>
-              </w:rPr>
-              <w:t xml:space="preserve"> </w:t>
-            </w:r>
-            <w:proofErr w:type="spellStart"/>
-            <w:r>
-              <w:rPr>
-                <w:rFonts w:ascii="Times New Roman" w:eastAsia="Calibri" w:hAnsi="Times New Roman"/>
-              </w:rPr>
-              <w:t>clone</w:t>
-            </w:r>
-            <w:proofErr w:type="spellEnd"/>
           </w:p>
         </w:tc>
         <w:tc>
@@ -2537,28 +2347,13 @@
                 <w:rFonts w:ascii="Times New Roman" w:eastAsia="Calibri" w:hAnsi="Times New Roman"/>
               </w:rPr>
             </w:pPr>
-            <w:proofErr w:type="spellStart"/>
             <w:r>
               <w:rPr>
                 <w:rFonts w:ascii="Times New Roman" w:eastAsia="Calibri" w:hAnsi="Times New Roman"/>
               </w:rPr>
-              <w:t>git</w:t>
+              <w:lastRenderedPageBreak/>
+              <w:t>git branch</w:t>
             </w:r>
-            <w:proofErr w:type="spellEnd"/>
-            <w:r>
-              <w:rPr>
-                <w:rFonts w:ascii="Times New Roman" w:eastAsia="Calibri" w:hAnsi="Times New Roman"/>
-              </w:rPr>
-              <w:t xml:space="preserve"> </w:t>
-            </w:r>
-            <w:proofErr w:type="spellStart"/>
-            <w:r>
-              <w:rPr>
-                <w:rFonts w:ascii="Times New Roman" w:eastAsia="Calibri" w:hAnsi="Times New Roman"/>
-              </w:rPr>
-              <w:t>branch</w:t>
-            </w:r>
-            <w:proofErr w:type="spellEnd"/>
           </w:p>
         </w:tc>
         <w:tc>
@@ -2605,28 +2400,12 @@
                 <w:rFonts w:ascii="Times New Roman" w:eastAsia="Calibri" w:hAnsi="Times New Roman"/>
               </w:rPr>
             </w:pPr>
-            <w:proofErr w:type="spellStart"/>
             <w:r>
               <w:rPr>
                 <w:rFonts w:ascii="Times New Roman" w:eastAsia="Calibri" w:hAnsi="Times New Roman"/>
               </w:rPr>
-              <w:t>git</w:t>
+              <w:t>git checkout</w:t>
             </w:r>
-            <w:proofErr w:type="spellEnd"/>
-            <w:r>
-              <w:rPr>
-                <w:rFonts w:ascii="Times New Roman" w:eastAsia="Calibri" w:hAnsi="Times New Roman"/>
-              </w:rPr>
-              <w:t xml:space="preserve"> </w:t>
-            </w:r>
-            <w:proofErr w:type="spellStart"/>
-            <w:r>
-              <w:rPr>
-                <w:rFonts w:ascii="Times New Roman" w:eastAsia="Calibri" w:hAnsi="Times New Roman"/>
-              </w:rPr>
-              <w:t>checkout</w:t>
-            </w:r>
-            <w:proofErr w:type="spellEnd"/>
           </w:p>
         </w:tc>
         <w:tc>
@@ -2673,28 +2452,12 @@
                 <w:rFonts w:ascii="Times New Roman" w:eastAsia="Calibri" w:hAnsi="Times New Roman"/>
               </w:rPr>
             </w:pPr>
-            <w:proofErr w:type="spellStart"/>
             <w:r>
               <w:rPr>
                 <w:rFonts w:ascii="Times New Roman" w:eastAsia="Calibri" w:hAnsi="Times New Roman"/>
               </w:rPr>
-              <w:t>git</w:t>
+              <w:t>git add</w:t>
             </w:r>
-            <w:proofErr w:type="spellEnd"/>
-            <w:r>
-              <w:rPr>
-                <w:rFonts w:ascii="Times New Roman" w:eastAsia="Calibri" w:hAnsi="Times New Roman"/>
-              </w:rPr>
-              <w:t xml:space="preserve"> </w:t>
-            </w:r>
-            <w:proofErr w:type="spellStart"/>
-            <w:r>
-              <w:rPr>
-                <w:rFonts w:ascii="Times New Roman" w:eastAsia="Calibri" w:hAnsi="Times New Roman"/>
-              </w:rPr>
-              <w:t>add</w:t>
-            </w:r>
-            <w:proofErr w:type="spellEnd"/>
           </w:p>
         </w:tc>
         <w:tc>
@@ -2741,28 +2504,12 @@
                 <w:rFonts w:ascii="Times New Roman" w:eastAsia="Calibri" w:hAnsi="Times New Roman"/>
               </w:rPr>
             </w:pPr>
-            <w:proofErr w:type="spellStart"/>
             <w:r>
               <w:rPr>
                 <w:rFonts w:ascii="Times New Roman" w:eastAsia="Calibri" w:hAnsi="Times New Roman"/>
               </w:rPr>
-              <w:t>git</w:t>
+              <w:t>git status</w:t>
             </w:r>
-            <w:proofErr w:type="spellEnd"/>
-            <w:r>
-              <w:rPr>
-                <w:rFonts w:ascii="Times New Roman" w:eastAsia="Calibri" w:hAnsi="Times New Roman"/>
-              </w:rPr>
-              <w:t xml:space="preserve"> </w:t>
-            </w:r>
-            <w:proofErr w:type="spellStart"/>
-            <w:r>
-              <w:rPr>
-                <w:rFonts w:ascii="Times New Roman" w:eastAsia="Calibri" w:hAnsi="Times New Roman"/>
-              </w:rPr>
-              <w:t>status</w:t>
-            </w:r>
-            <w:proofErr w:type="spellEnd"/>
           </w:p>
         </w:tc>
         <w:tc>
@@ -2809,33 +2556,11 @@
                 <w:rFonts w:ascii="Times New Roman" w:eastAsia="Calibri" w:hAnsi="Times New Roman"/>
               </w:rPr>
             </w:pPr>
-            <w:proofErr w:type="spellStart"/>
             <w:r>
               <w:rPr>
                 <w:rFonts w:ascii="Times New Roman" w:eastAsia="Calibri" w:hAnsi="Times New Roman"/>
               </w:rPr>
-              <w:t>git</w:t>
-            </w:r>
-            <w:proofErr w:type="spellEnd"/>
-            <w:r>
-              <w:rPr>
-                <w:rFonts w:ascii="Times New Roman" w:eastAsia="Calibri" w:hAnsi="Times New Roman"/>
-              </w:rPr>
-              <w:t xml:space="preserve"> </w:t>
-            </w:r>
-            <w:proofErr w:type="spellStart"/>
-            <w:r>
-              <w:rPr>
-                <w:rFonts w:ascii="Times New Roman" w:eastAsia="Calibri" w:hAnsi="Times New Roman"/>
-              </w:rPr>
-              <w:t>commit</w:t>
-            </w:r>
-            <w:proofErr w:type="spellEnd"/>
-            <w:r>
-              <w:rPr>
-                <w:rFonts w:ascii="Times New Roman" w:eastAsia="Calibri" w:hAnsi="Times New Roman"/>
-              </w:rPr>
-              <w:t xml:space="preserve"> -m</w:t>
+              <w:t>git commit -m</w:t>
             </w:r>
           </w:p>
         </w:tc>
@@ -2883,33 +2608,11 @@
                 <w:rFonts w:ascii="Times New Roman" w:eastAsia="Calibri" w:hAnsi="Times New Roman"/>
               </w:rPr>
             </w:pPr>
-            <w:proofErr w:type="spellStart"/>
             <w:r>
               <w:rPr>
                 <w:rFonts w:ascii="Times New Roman" w:eastAsia="Calibri" w:hAnsi="Times New Roman"/>
               </w:rPr>
-              <w:t>git</w:t>
-            </w:r>
-            <w:proofErr w:type="spellEnd"/>
-            <w:r>
-              <w:rPr>
-                <w:rFonts w:ascii="Times New Roman" w:eastAsia="Calibri" w:hAnsi="Times New Roman"/>
-              </w:rPr>
-              <w:t xml:space="preserve"> </w:t>
-            </w:r>
-            <w:proofErr w:type="spellStart"/>
-            <w:r>
-              <w:rPr>
-                <w:rFonts w:ascii="Times New Roman" w:eastAsia="Calibri" w:hAnsi="Times New Roman"/>
-              </w:rPr>
-              <w:t>commit</w:t>
-            </w:r>
-            <w:proofErr w:type="spellEnd"/>
-            <w:r>
-              <w:rPr>
-                <w:rFonts w:ascii="Times New Roman" w:eastAsia="Calibri" w:hAnsi="Times New Roman"/>
-              </w:rPr>
-              <w:t xml:space="preserve"> -a -m</w:t>
+              <w:t>git commit -a -m</w:t>
             </w:r>
           </w:p>
         </w:tc>
@@ -2957,28 +2660,12 @@
                 <w:rFonts w:ascii="Times New Roman" w:eastAsia="Calibri" w:hAnsi="Times New Roman"/>
               </w:rPr>
             </w:pPr>
-            <w:proofErr w:type="spellStart"/>
             <w:r>
               <w:rPr>
                 <w:rFonts w:ascii="Times New Roman" w:eastAsia="Calibri" w:hAnsi="Times New Roman"/>
               </w:rPr>
-              <w:t>git</w:t>
+              <w:t>git push</w:t>
             </w:r>
-            <w:proofErr w:type="spellEnd"/>
-            <w:r>
-              <w:rPr>
-                <w:rFonts w:ascii="Times New Roman" w:eastAsia="Calibri" w:hAnsi="Times New Roman"/>
-              </w:rPr>
-              <w:t xml:space="preserve"> </w:t>
-            </w:r>
-            <w:proofErr w:type="spellStart"/>
-            <w:r>
-              <w:rPr>
-                <w:rFonts w:ascii="Times New Roman" w:eastAsia="Calibri" w:hAnsi="Times New Roman"/>
-              </w:rPr>
-              <w:t>push</w:t>
-            </w:r>
-            <w:proofErr w:type="spellEnd"/>
           </w:p>
         </w:tc>
         <w:tc>
@@ -3026,19 +2713,11 @@
                 <w:lang w:val="en-US"/>
               </w:rPr>
             </w:pPr>
-            <w:proofErr w:type="spellStart"/>
             <w:r>
               <w:rPr>
                 <w:rFonts w:ascii="Times New Roman" w:eastAsia="Calibri" w:hAnsi="Times New Roman"/>
               </w:rPr>
-              <w:t>git</w:t>
-            </w:r>
-            <w:proofErr w:type="spellEnd"/>
-            <w:r>
-              <w:rPr>
-                <w:rFonts w:ascii="Times New Roman" w:eastAsia="Calibri" w:hAnsi="Times New Roman"/>
-              </w:rPr>
-              <w:t xml:space="preserve"> </w:t>
+              <w:t xml:space="preserve">git </w:t>
             </w:r>
             <w:r>
               <w:rPr>
@@ -3135,16 +2814,8 @@
               <w:rPr>
                 <w:rFonts w:ascii="Times New Roman" w:eastAsia="Calibri" w:hAnsi="Times New Roman"/>
               </w:rPr>
-              <w:t xml:space="preserve">Добавление конкретного файла в </w:t>
+              <w:t>Добавление конкретного файла в стэйдж</w:t>
             </w:r>
-            <w:proofErr w:type="spellStart"/>
-            <w:r>
-              <w:rPr>
-                <w:rFonts w:ascii="Times New Roman" w:eastAsia="Calibri" w:hAnsi="Times New Roman"/>
-              </w:rPr>
-              <w:t>стэйдж</w:t>
-            </w:r>
-            <w:proofErr w:type="spellEnd"/>
           </w:p>
         </w:tc>
       </w:tr>
@@ -3177,22 +2848,7 @@
         <w:rPr>
           <w:rFonts w:ascii="Times New Roman" w:eastAsia="Calibri" w:hAnsi="Times New Roman"/>
         </w:rPr>
-        <w:lastRenderedPageBreak/>
-        <w:t xml:space="preserve">Создан </w:t>
-      </w:r>
-      <w:proofErr w:type="spellStart"/>
-      <w:r>
-        <w:rPr>
-          <w:rFonts w:ascii="Times New Roman" w:eastAsia="Calibri" w:hAnsi="Times New Roman"/>
-        </w:rPr>
-        <w:t>Fork</w:t>
-      </w:r>
-      <w:proofErr w:type="spellEnd"/>
-      <w:r>
-        <w:rPr>
-          <w:rFonts w:ascii="Times New Roman" w:eastAsia="Calibri" w:hAnsi="Times New Roman"/>
-        </w:rPr>
-        <w:t xml:space="preserve"> репозитория преподавателя</w:t>
+        <w:t>Создан Fork репозитория преподавателя</w:t>
       </w:r>
     </w:p>
     <w:p>
@@ -3206,19 +2862,11 @@
           <w:rFonts w:ascii="Times New Roman" w:eastAsia="Calibri" w:hAnsi="Times New Roman"/>
         </w:rPr>
       </w:pPr>
-      <w:proofErr w:type="spellStart"/>
-      <w:r>
-        <w:rPr>
-          <w:rFonts w:ascii="Times New Roman" w:eastAsia="Calibri" w:hAnsi="Times New Roman"/>
-        </w:rPr>
-        <w:t>Склонирован</w:t>
-      </w:r>
-      <w:proofErr w:type="spellEnd"/>
-      <w:r>
-        <w:rPr>
-          <w:rFonts w:ascii="Times New Roman" w:eastAsia="Calibri" w:hAnsi="Times New Roman"/>
-        </w:rPr>
-        <w:t xml:space="preserve"> репозиторий на локальный компьютер</w:t>
+      <w:r>
+        <w:rPr>
+          <w:rFonts w:ascii="Times New Roman" w:eastAsia="Calibri" w:hAnsi="Times New Roman"/>
+        </w:rPr>
+        <w:t>Склонирован репозиторий на локальный компьютер</w:t>
       </w:r>
     </w:p>
     <w:p>
@@ -3243,7 +2891,7 @@
           <w:rFonts w:ascii="Times New Roman" w:eastAsia="Calibri" w:hAnsi="Times New Roman"/>
           <w:lang w:val="en-US"/>
         </w:rPr>
-        <w:t>Moskaleva</w:t>
+        <w:t>Ilin</w:t>
       </w:r>
       <w:r>
         <w:rPr>
@@ -3256,7 +2904,7 @@
           <w:rFonts w:ascii="Times New Roman" w:eastAsia="Calibri" w:hAnsi="Times New Roman"/>
           <w:lang w:val="en-US"/>
         </w:rPr>
-        <w:t>E</w:t>
+        <w:t>G</w:t>
       </w:r>
       <w:r>
         <w:rPr>
@@ -3282,7 +2930,14 @@
           <w:rFonts w:ascii="Times New Roman" w:eastAsia="Calibri" w:hAnsi="Times New Roman"/>
           <w:lang w:val="en-US"/>
         </w:rPr>
-        <w:t>ISz</w:t>
+        <w:t>PO</w:t>
+      </w:r>
+      <w:r>
+        <w:rPr>
+          <w:rFonts w:ascii="Times New Roman" w:eastAsia="Calibri" w:hAnsi="Times New Roman"/>
+          <w:lang w:val="en-US"/>
+        </w:rPr>
+        <w:t>z</w:t>
       </w:r>
     </w:p>
     <w:p>
@@ -3354,21 +3009,7 @@
         <w:rPr>
           <w:rFonts w:ascii="Times New Roman" w:eastAsia="Calibri" w:hAnsi="Times New Roman"/>
         </w:rPr>
-        <w:t xml:space="preserve">Создана тестовая ветка </w:t>
-      </w:r>
-      <w:proofErr w:type="spellStart"/>
-      <w:r>
-        <w:rPr>
-          <w:rFonts w:ascii="Times New Roman" w:eastAsia="Calibri" w:hAnsi="Times New Roman"/>
-        </w:rPr>
-        <w:t>test-conflict</w:t>
-      </w:r>
-      <w:proofErr w:type="spellEnd"/>
-      <w:r>
-        <w:rPr>
-          <w:rFonts w:ascii="Times New Roman" w:eastAsia="Calibri" w:hAnsi="Times New Roman"/>
-        </w:rPr>
-        <w:t xml:space="preserve"> для имитации конфликтов</w:t>
+        <w:t>Создана тестовая ветка test-conflict для имитации конфликтов</w:t>
       </w:r>
     </w:p>
     <w:p>
@@ -3386,16 +3027,8 @@
         <w:rPr>
           <w:rFonts w:ascii="Times New Roman" w:eastAsia="Calibri" w:hAnsi="Times New Roman"/>
         </w:rPr>
-        <w:t xml:space="preserve">Отправлены изменения в удаленный репозиторий на </w:t>
-      </w:r>
-      <w:proofErr w:type="spellStart"/>
-      <w:r>
-        <w:rPr>
-          <w:rFonts w:ascii="Times New Roman" w:eastAsia="Calibri" w:hAnsi="Times New Roman"/>
-        </w:rPr>
-        <w:t>GitHub</w:t>
-      </w:r>
-      <w:proofErr w:type="spellEnd"/>
+        <w:t>Отправлены изменения в удаленный репозиторий на GitHub</w:t>
+      </w:r>
     </w:p>
     <w:p>
       <w:pPr>
@@ -3412,89 +3045,25 @@
         <w:rPr>
           <w:rFonts w:ascii="Times New Roman" w:eastAsia="Calibri" w:hAnsi="Times New Roman"/>
         </w:rPr>
-        <w:t xml:space="preserve">Создан Pull </w:t>
-      </w:r>
-      <w:proofErr w:type="spellStart"/>
-      <w:r>
-        <w:rPr>
-          <w:rFonts w:ascii="Times New Roman" w:eastAsia="Calibri" w:hAnsi="Times New Roman"/>
-        </w:rPr>
-        <w:t>Request</w:t>
-      </w:r>
-      <w:proofErr w:type="spellEnd"/>
-      <w:r>
-        <w:rPr>
-          <w:rFonts w:ascii="Times New Roman" w:eastAsia="Calibri" w:hAnsi="Times New Roman"/>
-        </w:rPr>
-        <w:t xml:space="preserve"> для сдачи работ преподавателю</w:t>
-      </w:r>
-    </w:p>
-    <w:p>
-      <w:pPr>
-        <w:rPr>
-          <w:rFonts w:ascii="Times New Roman" w:eastAsia="Calibri" w:hAnsi="Times New Roman"/>
-        </w:rPr>
-      </w:pPr>
-      <w:r>
-        <w:rPr>
-          <w:rFonts w:ascii="Times New Roman" w:eastAsia="Calibri" w:hAnsi="Times New Roman"/>
-        </w:rPr>
-        <w:t xml:space="preserve">Таким образом, цель лабораторной работы достигнута, все поставленные задачи выполнены. Полученные навыки работы с </w:t>
-      </w:r>
-      <w:proofErr w:type="spellStart"/>
-      <w:r>
-        <w:rPr>
-          <w:rFonts w:ascii="Times New Roman" w:eastAsia="Calibri" w:hAnsi="Times New Roman"/>
-        </w:rPr>
-        <w:t>Git</w:t>
-      </w:r>
-      <w:proofErr w:type="spellEnd"/>
-      <w:r>
-        <w:rPr>
-          <w:rFonts w:ascii="Times New Roman" w:eastAsia="Calibri" w:hAnsi="Times New Roman"/>
-        </w:rPr>
-        <w:t xml:space="preserve"> являются основой для эффективной командной разработки и ведения проектов с контролем версий.</w:t>
-      </w:r>
-    </w:p>
-    <w:p>
-      <w:pPr>
-        <w:spacing w:line="256" w:lineRule="auto"/>
-        <w:jc w:val="both"/>
-        <w:rPr>
-          <w:rFonts w:ascii="Times New Roman" w:eastAsia="Calibri" w:hAnsi="Times New Roman"/>
-          <w:bCs/>
-        </w:rPr>
-      </w:pPr>
-      <w:r>
-        <w:rPr>
-          <w:rFonts w:ascii="Times New Roman" w:eastAsia="Calibri" w:hAnsi="Times New Roman"/>
-          <w:bCs/>
-        </w:rPr>
-        <w:t xml:space="preserve"> </w:t>
-      </w:r>
-    </w:p>
-    <w:p>
-      <w:pPr>
-        <w:rPr>
-          <w:rFonts w:ascii="Times New Roman" w:hAnsi="Times New Roman" w:cs="Times New Roman"/>
-          <w:sz w:val="28"/>
-          <w:szCs w:val="28"/>
-        </w:rPr>
-      </w:pPr>
-    </w:p>
-    <w:p>
-      <w:pPr>
-        <w:rPr>
-          <w:rFonts w:ascii="Times New Roman" w:hAnsi="Times New Roman" w:cs="Times New Roman"/>
-          <w:sz w:val="28"/>
-          <w:szCs w:val="28"/>
-        </w:rPr>
-      </w:pPr>
-    </w:p>
-    <w:p/>
+        <w:t>Создан Pull Request для сдачи работ преподавателю</w:t>
+      </w:r>
+    </w:p>
+    <w:p>
+      <w:pPr>
+        <w:rPr>
+          <w:rFonts w:ascii="Times New Roman" w:eastAsia="Calibri" w:hAnsi="Times New Roman"/>
+        </w:rPr>
+      </w:pPr>
+      <w:r>
+        <w:rPr>
+          <w:rFonts w:ascii="Times New Roman" w:eastAsia="Calibri" w:hAnsi="Times New Roman"/>
+        </w:rPr>
+        <w:t>Таким образом, цель лабораторной работы достигнута, все поставленные задачи выполнены. Полученные навыки работы с Git являются основой для эффективной командной разработки и ведения проектов с контролем версий.</w:t>
+      </w:r>
+    </w:p>
     <w:sectPr>
-      <w:footerReference w:type="default" r:id="rId26"/>
-      <w:footerReference w:type="first" r:id="rId27"/>
+      <w:footerReference w:type="default" r:id="rId24"/>
+      <w:footerReference w:type="first" r:id="rId25"/>
       <w:pgSz w:w="11906" w:h="16838"/>
       <w:pgMar w:top="1134" w:right="850" w:bottom="1134" w:left="1701" w:header="708" w:footer="708" w:gutter="0"/>
       <w:cols w:space="708"/>
